--- a/files/Lookchin_Senior_UXUI_CV.docx
+++ b/files/Lookchin_Senior_UXUI_CV.docx
@@ -775,7 +775,7 @@
         <w:spacing w:after="20"/>
       </w:pPr>
       <w:r>
-        <w:t>Improved team design rigor by introducing design review practices and recommending structural improvements to support better collaboration and execution</w:t>
+        <w:t>Improved team design rigor by introducing design review practices and recommending structural improvements to support better collaboration and execution.</w:t>
       </w:r>
     </w:p>
     <w:p>
